--- a/docs/ethics-committee-information-pack.docx
+++ b/docs/ethics-committee-information-pack.docx
@@ -1045,6 +1045,41 @@
             </w:pPr>
             <w:r>
               <w:t xml:space="preserve">Yes: these methods need training patients' predictor values, which the application states before the file is saved</w:t>
+            </w:r>
+          </w:p>
+        </w:tc>
+      </w:tr>
+      <w:tr>
+        <w:tc>
+          <w:tcPr/>
+          <w:p>
+            <w:pPr>
+              <w:pStyle w:val="Compact"/>
+            </w:pPr>
+            <w:r>
+              <w:t xml:space="preserve">Imputed data file (.json)</w:t>
+            </w:r>
+          </w:p>
+        </w:tc>
+        <w:tc>
+          <w:tcPr/>
+          <w:p>
+            <w:pPr>
+              <w:pStyle w:val="Compact"/>
+            </w:pPr>
+            <w:r>
+              <w:t xml:space="preserve">Researcher clicks “Save imputed data” (Step 4, multiple imputation)</w:t>
+            </w:r>
+          </w:p>
+        </w:tc>
+        <w:tc>
+          <w:tcPr/>
+          <w:p>
+            <w:pPr>
+              <w:pStyle w:val="Compact"/>
+            </w:pPr>
+            <w:r>
+              <w:t xml:space="preserve">Yes: every training patient's values with the missing ones filled in, to skip repeating the imputation in a later session. The file name includes “PATIENT-DATA” and the application states this when it is saved</w:t>
             </w:r>
           </w:p>
         </w:tc>

--- a/docs/ethics-committee-information-pack.docx
+++ b/docs/ethics-committee-information-pack.docx
@@ -61,7 +61,7 @@
               <w:pStyle w:val="Compact"/>
             </w:pPr>
             <w:r>
-              <w:t xml:space="preserve">2.1 (build 2026.10.17)</w:t>
+              <w:t xml:space="preserve">2.2 (build 2026.10.18)</w:t>
             </w:r>
           </w:p>
         </w:tc>
@@ -85,7 +85,7 @@
               <w:pStyle w:val="Compact"/>
             </w:pPr>
             <w:r>
-              <w:t xml:space="preserve">17 October 2026</w:t>
+              <w:t xml:space="preserve">18 October 2026</w:t>
             </w:r>
           </w:p>
         </w:tc>
@@ -760,6 +760,50 @@
       </w:r>
       <w:r>
         <w:t xml:space="preserve">No analytics, advertising, tracking, fonts or scripts are loaded from other organisations. The libraries the application uses (TensorFlow.js and Chart.js) are served from the application's own files.</w:t>
+      </w:r>
+    </w:p>
+    <w:p>
+      <w:pPr>
+        <w:pStyle w:val="Compact"/>
+        <w:numPr>
+          <w:ilvl w:val="0"/>
+          <w:numId w:val="1004"/>
+        </w:numPr>
+      </w:pPr>
+      <w:r>
+        <w:rPr>
+          <w:b/>
+          <w:bCs/>
+        </w:rPr>
+        <w:t xml:space="preserve">Untrusted files are checked.</w:t>
+      </w:r>
+      <w:r>
+        <w:t xml:space="preserve"> </w:t>
+      </w:r>
+      <w:r>
+        <w:t xml:space="preserve">Model and settings files loaded into the application are treated as untrusted: they are read as plain data only (a file cannot add program code), checked against the expected structure, and a model must predict a test patient correctly before anything is installed.</w:t>
+      </w:r>
+    </w:p>
+    <w:p>
+      <w:pPr>
+        <w:pStyle w:val="Compact"/>
+        <w:numPr>
+          <w:ilvl w:val="0"/>
+          <w:numId w:val="1004"/>
+        </w:numPr>
+      </w:pPr>
+      <w:r>
+        <w:rPr>
+          <w:b/>
+          <w:bCs/>
+        </w:rPr>
+        <w:t xml:space="preserve">Clear session.</w:t>
+      </w:r>
+      <w:r>
+        <w:t xml:space="preserve"> </w:t>
+      </w:r>
+      <w:r>
+        <w:t xml:space="preserve">A “Clear session and patient data” button discards every loaded dataset, result, trained model and cached imputation from the page. Closing the browser tab has the same effect.</w:t>
       </w:r>
     </w:p>
     <w:p>
@@ -1044,7 +1088,7 @@
               <w:pStyle w:val="Compact"/>
             </w:pPr>
             <w:r>
-              <w:t xml:space="preserve">Yes: these methods need training patients' predictor values, which the application states before the file is saved</w:t>
+              <w:t xml:space="preserve">Yes, and the application lists exactly what is included before the file is saved: a k-NN model holds every training patient's encoded predictor values and outcome; k-NN missing-value filling keeps only the predictors it fills and measures distance on; multiple imputation keeps up to 500 observed values per predictor. No identifiers or excluded columns are included. This is detected through every model wrapper (recalibrated, multiply imputed, ensemble)</w:t>
             </w:r>
           </w:p>
         </w:tc>
@@ -2289,7 +2333,7 @@
         <w:pStyle w:val="BlockText"/>
       </w:pPr>
       <w:r>
-        <w:t xml:space="preserve">Prediction models will be developed using the Universal Medical ML/NeuralNet Predictor (version 2.1, build 2026.10.17; Dr G Narenthiran), a browser-based research application in which all data processing takes place locally on the researcher's computer. No patient data are transmitted to any server; the application has no server-side component and its security policy prevents network transmission, which has been verified on the published version. The application [will be run offline from a local copy on an institution-managed encrypted computer]. Only [de-identified / pseudonymised] data will be analysed. The software's statistical calculations have been verified against established statistical software (SciPy, scikit-learn, statsmodels, scikit-survival) and open-source audit tools (Fairlearn, Deepchecks); verification reports are publicly available. The software is research software, not a medical device, and no results will be used for decisions about individual patients' care. Model development and reporting will follow TRIPOD+AI.</w:t>
+        <w:t xml:space="preserve">Prediction models will be developed using the Universal Medical ML/NeuralNet Predictor (version 2.2, build 2026.10.18; Dr G Narenthiran), a browser-based research application in which all data processing takes place locally on the researcher's computer. No patient data are transmitted to any server; the application has no server-side component and its security policy prevents network transmission, which has been verified on the published version. The application [will be run offline from a local copy on an institution-managed encrypted computer]. Only [de-identified / pseudonymised] data will be analysed. The software's statistical calculations have been verified against established statistical software (SciPy, scikit-learn, statsmodels, scikit-survival) and open-source audit tools (Fairlearn, Deepchecks); verification reports are publicly available. The software is research software, not a medical device, and no results will be used for decisions about individual patients' care. Model development and reporting will follow TRIPOD+AI.</w:t>
       </w:r>
     </w:p>
     <w:bookmarkEnd w:id="26"/>
@@ -2371,7 +2415,7 @@
           <w:i/>
           <w:iCs/>
         </w:rPr>
-        <w:t xml:space="preserve">Universal Medical ML/NeuralNet Predictor · Ethics committee information pack · document for software version 2.1 (build 2026.10.17) · 17 October 2026. This document describes the software; it does not replace the study-specific information required by the reviewing committee.</w:t>
+        <w:t xml:space="preserve">Universal Medical ML/NeuralNet Predictor · Ethics committee information pack · document for software version 2.2 (build 2026.10.18) · 18 October 2026. This document describes the software; it does not replace the study-specific information required by the reviewing committee.</w:t>
       </w:r>
     </w:p>
     <w:bookmarkEnd w:id="27"/>

--- a/docs/ethics-committee-information-pack.docx
+++ b/docs/ethics-committee-information-pack.docx
@@ -825,7 +825,7 @@
         <w:t xml:space="preserve"> </w:t>
       </w:r>
       <w:r>
-        <w:t xml:space="preserve">In October 2026, every network request made by the published application during a complete analysis (loading data, training models, making predictions) was recorded: all went to the application's own address, all were downloads of its own files and example data, and none sent data out.</w:t>
+        <w:t xml:space="preserve">In October 2026, every network request made by the published application during a complete analysis (loading data, training models, making predictions) was recorded: all went to the application's own address, all were downloads of its own files and example data, and none sent data out. The same check is repeated automatically by a browser test on every change to the software.</w:t>
       </w:r>
     </w:p>
     <w:bookmarkEnd w:id="15"/>

--- a/docs/ethics-committee-information-pack.docx
+++ b/docs/ethics-committee-information-pack.docx
@@ -1053,7 +1053,7 @@
               <w:pStyle w:val="Compact"/>
             </w:pPr>
             <w:r>
-              <w:t xml:space="preserve">No: model parameters and preprocessing rules (e.g. means used for scaling)</w:t>
+              <w:t xml:space="preserve">No individual records: model parameters and preprocessing rules (e.g. means used for scaling), the names of categories, each numerical predictor's lowest and highest training value (used to warn about out-of-range inputs), and summary results. Dates of a date-based split are stored to the month only. The app warns if a predictor looks like an identifier, whose values would otherwise be stored as category names</w:t>
             </w:r>
           </w:p>
         </w:tc>

--- a/docs/ethics-committee-information-pack.docx
+++ b/docs/ethics-committee-information-pack.docx
@@ -348,7 +348,7 @@
               <w:pStyle w:val="Compact"/>
             </w:pPr>
             <w:r>
-              <w:t xml:space="preserve">66 automated comparisons against established statistical software (SciPy, scikit-learn, statsmodels, scikit-survival, pmsampsize), an equivalence benchmark against scikit-learn, PyTorch and imbalanced-learn, two open-source audit tools (Fairlearn, Deepchecks) and a suite of end-to-end and browser tests that run automatically on every change (section 6).</w:t>
+              <w:t xml:space="preserve">67 automated comparisons against established statistical software (SciPy, scikit-learn, statsmodels, scikit-survival, pmsampsize), including multiple imputation against scikit-learn, an equivalence benchmark against scikit-learn, PyTorch and imbalanced-learn, two open-source audit tools (Fairlearn, Deepchecks) and a suite of end-to-end and browser tests that run automatically on every change (section 6).</w:t>
             </w:r>
           </w:p>
         </w:tc>
@@ -782,6 +782,28 @@
       </w:r>
       <w:r>
         <w:t xml:space="preserve">Model and settings files loaded into the application are treated as untrusted: they are read as plain data only (a file cannot add program code), checked against the expected structure, and a model must predict a test patient correctly before anything is installed.</w:t>
+      </w:r>
+    </w:p>
+    <w:p>
+      <w:pPr>
+        <w:pStyle w:val="Compact"/>
+        <w:numPr>
+          <w:ilvl w:val="0"/>
+          <w:numId w:val="1004"/>
+        </w:numPr>
+      </w:pPr>
+      <w:r>
+        <w:rPr>
+          <w:b/>
+          <w:bCs/>
+        </w:rPr>
+        <w:t xml:space="preserve">Missing data.</w:t>
+      </w:r>
+      <w:r>
+        <w:t xml:space="preserve"> </w:t>
+      </w:r>
+      <w:r>
+        <w:t xml:space="preserve">One choice governs the analysis: single imputation, or multiple imputation (MICE), which is then used for the final models and repeated inside every cross-validation fold and bootstrap resample, always fitted without the outcome on the patients used for training. MICE is checked on simulated data against known true values and against scikit-learn, and a convergence panel is shown.</w:t>
       </w:r>
     </w:p>
     <w:p>
@@ -1685,7 +1707,7 @@
               <w:pStyle w:val="Compact"/>
             </w:pPr>
             <w:r>
-              <w:t xml:space="preserve">66 comparisons with SciPy, scikit-learn, statsmodels, scikit-survival and pmsampsize: data preparation, logistic regression and odds ratios, calibration slope and intercept, Platt and isotonic recalibration, DeLong test, precision-recall and decision curves, Rubin's rules, Cox model (Efron ties), C-index, Kaplan–Meier estimates with Greenwood confidence intervals, time-dependent AUC and Brier score, Riley sample size</w:t>
+              <w:t xml:space="preserve">67 comparisons with SciPy, scikit-learn, statsmodels, scikit-survival and pmsampsize: data preparation, logistic regression and odds ratios, calibration slope and intercept, Platt and isotonic recalibration, DeLong test, precision-recall and decision curves, Rubin's rules, Cox model (Efron ties), C-index, Kaplan–Meier estimates with Greenwood confidence intervals, time-dependent AUC and Brier score, Riley sample size</w:t>
             </w:r>
           </w:p>
         </w:tc>
